--- a/ДЗ1/ДЗ1_отчёт.docx
+++ b/ДЗ1/ДЗ1_отчёт.docx
@@ -140,7 +140,7 @@
           <w:sz w:val="28"/>
           <w:szCs w:val="28"/>
         </w:rPr>
-        <w:t xml:space="preserve"> ________</w:t>
+        <w:t xml:space="preserve"> 4481</w:t>
       </w:r>
     </w:p>
     <w:p>
@@ -163,7 +163,7 @@
           <w:sz w:val="28"/>
           <w:szCs w:val="28"/>
         </w:rPr>
-        <w:t xml:space="preserve"> ____________________</w:t>
+        <w:t xml:space="preserve"> Тутубалин</w:t>
       </w:r>
     </w:p>
     <w:p>

--- a/ДЗ1/ДЗ1_отчёт.docx
+++ b/ДЗ1/ДЗ1_отчёт.docx
@@ -232,10 +232,10 @@
           <w:b/>
           <w:bCs/>
         </w:rPr>
-        <w:t xml:space="preserve">«Трекер привычек»</w:t>
-      </w:r>
-      <w:r>
-        <w:t xml:space="preserve">. Пользователь регистрируется, заводит привычки (например, «читать 20 минут», «зарядка»), ежедневно отмечает их выполнение и видит текущую и рекордную серию дней подряд, а также статистику за неделю и месяц.</w:t>
+        <w:t xml:space="preserve">«ПоРовну»</w:t>
+      </w:r>
+      <w:r>
+        <w:t xml:space="preserve"> — делим общие расходы без споров и калькулятора. Компания друзей создаёт группу (поездка, общая квартира, день рождения), участники записывают, кто за что заплатил и на кого делится расход. Приложение считает баланс каждого участника и предлагает минимальный набор переводов, после которого все в расчёте.</w:t>
       </w:r>
     </w:p>
     <w:p>
@@ -453,7 +453,7 @@
                 <w:sz w:val="22"/>
                 <w:szCs w:val="22"/>
               </w:rPr>
-              <w:t xml:space="preserve">Средняя: 4–5 экранов, авторизация, CRUD привычек и отметок, расчёт серий, тесты. Проект развивается через 5 заданий.</w:t>
+              <w:t xml:space="preserve">Средняя: 4–5 экранов, авторизация, группы с несколькими участниками, CRUD расходов, расчёт балансов и переводов, тесты. Проект развивается через 5 заданий.</w:t>
             </w:r>
           </w:p>
         </w:tc>
@@ -643,7 +643,7 @@
                 <w:sz w:val="22"/>
                 <w:szCs w:val="22"/>
               </w:rPr>
-              <w:t xml:space="preserve">Код учебный и публичный. В приложении будут персональные данные (email, история привычек) — 152-ФЗ. Ключи API не должны попадать в промпты и репозиторий.</w:t>
+              <w:t xml:space="preserve">Код учебный и публичный. В приложении будут персональные и финансовые данные (email, суммы, долги между людьми) — 152-ФЗ; доступ к группе — только у её участников. Ключи API не должны попадать в промпты и репозиторий.</w:t>
             </w:r>
           </w:p>
         </w:tc>
@@ -971,7 +971,7 @@
                 <w:sz w:val="19"/>
                 <w:szCs w:val="19"/>
               </w:rPr>
-              <w:t xml:space="preserve">Тема проекта — трекер привычек. Начинаем с ДЗ1: выполни все шаги, файлы</w:t>
+              <w:t xml:space="preserve">Тема проекта — «ПоРовну», делёж общих расходов. Начинаем с ДЗ1: выполни все шаги, файлы</w:t>
             </w:r>
           </w:p>
           <w:p>
@@ -4861,7 +4861,7 @@
         <w:jc w:val="both"/>
       </w:pPr>
       <w:r>
-        <w:t xml:space="preserve">Задача — сгенерировать по описанию функцию расчёта серии выполнения привычки (streak), которая станет ядром будущего трекера, и покрыть её тестами. Работа шла итеративно, все промпты и результаты фиксировались (файл </w:t>
+        <w:t xml:space="preserve">Задача — сгенерировать по описанию модуль расчёта долгов, который станет ядром приложения «ПоРовну»: баланс каждого участника и минимальный список переводов. Работа шла итеративно, все промпты и результаты фиксировались (файл </w:t>
       </w:r>
       <w:r>
         <w:rPr>
@@ -4886,7 +4886,7 @@
           <w:b/>
           <w:bCs/>
         </w:rPr>
-        <w:t xml:space="preserve">Итерация 1 — генерация функции по описанию.</w:t>
+        <w:t xml:space="preserve">Итерация 1 — генерация модуля по описанию.</w:t>
       </w:r>
     </w:p>
     <w:tbl>
@@ -4935,7 +4935,7 @@
                 <w:sz w:val="19"/>
                 <w:szCs w:val="19"/>
               </w:rPr>
-              <w:t xml:space="preserve">Создай в test-project ES-модуль src/streak.js с функцией currentStreak(dates, today).</w:t>
+              <w:t xml:space="preserve">Создай в test-project ES-модуль src/settle.js для приложения «ПоРовну» (делёж общих расходов).</w:t>
             </w:r>
           </w:p>
           <w:p>
@@ -4948,7 +4948,7 @@
                 <w:sz w:val="19"/>
                 <w:szCs w:val="19"/>
               </w:rPr>
-              <w:t xml:space="preserve">dates — массив дат выполнения привычки в формате YYYY-MM-DD, today — текущая дата.</w:t>
+              <w:t xml:space="preserve">1) calculateBalances(expenses) — expenses: массив { payer, amount, participants },</w:t>
             </w:r>
           </w:p>
           <w:p>
@@ -4961,7 +4961,7 @@
                 <w:sz w:val="19"/>
                 <w:szCs w:val="19"/>
               </w:rPr>
-              <w:t xml:space="preserve">Функция возвращает, сколько дней подряд привычка выполнялась, заканчивая сегодняшним днём.</w:t>
+              <w:t xml:space="preserve">   расход делится поровну между participants. Вернуть баланс каждого участника:</w:t>
             </w:r>
           </w:p>
           <w:p>
@@ -4974,7 +4974,33 @@
                 <w:sz w:val="19"/>
                 <w:szCs w:val="19"/>
               </w:rPr>
-              <w:t xml:space="preserve">Напиши 3 теста на node:test в tests/streak.test.js и запусти их.</w:t>
+              <w:t xml:space="preserve">   плюс — ему должны, минус — он должен.</w:t>
+            </w:r>
+          </w:p>
+          <w:p>
+            <w:pPr>
+              <w:spacing w:after="0" w:line="252"/>
+            </w:pPr>
+            <w:r>
+              <w:rPr>
+                <w:rFonts w:ascii="Consolas" w:cs="Consolas" w:eastAsia="Consolas" w:hAnsi="Consolas"/>
+                <w:sz w:val="19"/>
+                <w:szCs w:val="19"/>
+              </w:rPr>
+              <w:t xml:space="preserve">2) settleDebts(balances) — список переводов { from, to, amount }, после которых все в расчёте.</w:t>
+            </w:r>
+          </w:p>
+          <w:p>
+            <w:pPr>
+              <w:spacing w:after="0" w:line="252"/>
+            </w:pPr>
+            <w:r>
+              <w:rPr>
+                <w:rFonts w:ascii="Consolas" w:cs="Consolas" w:eastAsia="Consolas" w:hAnsi="Consolas"/>
+                <w:sz w:val="19"/>
+                <w:szCs w:val="19"/>
+              </w:rPr>
+              <w:t xml:space="preserve">Напиши 3 теста на node:test в tests/settle.test.js и запусти их.</w:t>
             </w:r>
           </w:p>
         </w:tc>
@@ -4992,7 +5018,7 @@
         <w:jc w:val="both"/>
       </w:pPr>
       <w:r>
-        <w:t xml:space="preserve">Агент создал функцию на основе объекта </w:t>
+        <w:t xml:space="preserve">Агент создал обе функции: суммы — обычные числа в рублях, доля — </w:t>
       </w:r>
       <w:r>
         <w:rPr>
@@ -5000,54 +5026,10 @@
           <w:sz w:val="23"/>
           <w:szCs w:val="23"/>
         </w:rPr>
-        <w:t xml:space="preserve">Date</w:t>
-      </w:r>
-      <w:r>
-        <w:t xml:space="preserve"> и </w:t>
-      </w:r>
-      <w:r>
-        <w:rPr>
-          <w:rFonts w:ascii="Consolas" w:cs="Consolas" w:eastAsia="Consolas" w:hAnsi="Consolas"/>
-          <w:sz w:val="23"/>
-          <w:szCs w:val="23"/>
-        </w:rPr>
-        <w:t xml:space="preserve">setDate()</w:t>
-      </w:r>
-      <w:r>
-        <w:t xml:space="preserve">. Первый запуск тестов упал: скрипт </w:t>
-      </w:r>
-      <w:r>
-        <w:rPr>
-          <w:rFonts w:ascii="Consolas" w:cs="Consolas" w:eastAsia="Consolas" w:hAnsi="Consolas"/>
-          <w:sz w:val="23"/>
-          <w:szCs w:val="23"/>
-        </w:rPr>
-        <w:t xml:space="preserve">node --test tests/</w:t>
-      </w:r>
-      <w:r>
-        <w:t xml:space="preserve"> в Node.js 22 воспринял папку как файл (</w:t>
-      </w:r>
-      <w:r>
-        <w:rPr>
-          <w:rFonts w:ascii="Consolas" w:cs="Consolas" w:eastAsia="Consolas" w:hAnsi="Consolas"/>
-          <w:sz w:val="23"/>
-          <w:szCs w:val="23"/>
-        </w:rPr>
-        <w:t xml:space="preserve">Cannot find module</w:t>
-      </w:r>
-      <w:r>
-        <w:t xml:space="preserve">). Агент прочитал ошибку и исправил скрипт на </w:t>
-      </w:r>
-      <w:r>
-        <w:rPr>
-          <w:rFonts w:ascii="Consolas" w:cs="Consolas" w:eastAsia="Consolas" w:hAnsi="Consolas"/>
-          <w:sz w:val="23"/>
-          <w:szCs w:val="23"/>
-        </w:rPr>
-        <w:t xml:space="preserve">node --test tests/*.test.js</w:t>
-      </w:r>
-      <w:r>
-        <w:t xml:space="preserve"> — 3 из 3 тестов прошли.</w:t>
+        <w:t xml:space="preserve">amount / participants.length</w:t>
+      </w:r>
+      <w:r>
+        <w:t xml:space="preserve">, переводы — попарное сопоставление должников и кредиторов. 3 из 3 тестов прошли.</w:t>
       </w:r>
     </w:p>
     <w:p>
@@ -5110,7 +5092,7 @@
                 <w:sz w:val="19"/>
                 <w:szCs w:val="19"/>
               </w:rPr>
-              <w:t xml:space="preserve">Добавь тест на серию через переход на зимнее время (2026-10-31, 2026-11-01, 2026-11-02)</w:t>
+              <w:t xml:space="preserve">Добавь тесты на граничные случаи с деньгами:</w:t>
             </w:r>
           </w:p>
           <w:p>
@@ -5123,7 +5105,7 @@
                 <w:sz w:val="19"/>
                 <w:szCs w:val="19"/>
               </w:rPr>
-              <w:t xml:space="preserve">и прогони все тесты в разных часовых поясах: UTC, Europe/Moscow, America/New_York,</w:t>
+              <w:t xml:space="preserve">- 100 ₽ на троих: сумма всех балансов должна быть ровно 0, суммы — с точностью до копейки;</w:t>
             </w:r>
           </w:p>
           <w:p>
@@ -5136,7 +5118,33 @@
                 <w:sz w:val="19"/>
                 <w:szCs w:val="19"/>
               </w:rPr>
-              <w:t xml:space="preserve">Australia/Sydney.</w:t>
+              <w:t xml:space="preserve">- суммы с копейками: 0.10 ₽ + 0.20 ₽ на двоих — долг ровно 0.15 ₽;</w:t>
+            </w:r>
+          </w:p>
+          <w:p>
+            <w:pPr>
+              <w:spacing w:after="0" w:line="252"/>
+            </w:pPr>
+            <w:r>
+              <w:rPr>
+                <w:rFonts w:ascii="Consolas" w:cs="Consolas" w:eastAsia="Consolas" w:hAnsi="Consolas"/>
+                <w:sz w:val="19"/>
+                <w:szCs w:val="19"/>
+              </w:rPr>
+              <w:t xml:space="preserve">- после выполнения всех переводов из settleDebts балансы всех участников равны 0.</w:t>
+            </w:r>
+          </w:p>
+          <w:p>
+            <w:pPr>
+              <w:spacing w:after="0" w:line="252"/>
+            </w:pPr>
+            <w:r>
+              <w:rPr>
+                <w:rFonts w:ascii="Consolas" w:cs="Consolas" w:eastAsia="Consolas" w:hAnsi="Consolas"/>
+                <w:sz w:val="19"/>
+                <w:szCs w:val="19"/>
+              </w:rPr>
+              <w:t xml:space="preserve">Запусти тесты.</w:t>
             </w:r>
           </w:p>
         </w:tc>
@@ -5154,7 +5162,7 @@
         <w:jc w:val="both"/>
       </w:pPr>
       <w:r>
-        <w:t xml:space="preserve">В часовом поясе America/New_York новый тест упал: ожидалось 3, получено 2. Причина: </w:t>
+        <w:t xml:space="preserve">Три новых теста из трёх упали: сумма балансов «100 ₽ на троих» равна </w:t>
       </w:r>
       <w:r>
         <w:rPr>
@@ -5162,10 +5170,10 @@
           <w:sz w:val="23"/>
           <w:szCs w:val="23"/>
         </w:rPr>
-        <w:t xml:space="preserve">new Date("2026-11-02")</w:t>
-      </w:r>
-      <w:r>
-        <w:t xml:space="preserve"> создаёт полночь по UTC, а </w:t>
+        <w:t xml:space="preserve">-1.42e-14</w:t>
+      </w:r>
+      <w:r>
+        <w:t xml:space="preserve">, а не 0; долг </w:t>
       </w:r>
       <w:r>
         <w:rPr>
@@ -5173,10 +5181,43 @@
           <w:sz w:val="23"/>
           <w:szCs w:val="23"/>
         </w:rPr>
-        <w:t xml:space="preserve">setDate()</w:t>
-      </w:r>
-      <w:r>
-        <w:t xml:space="preserve"> вычитает день по местному времени; в ночь перехода на зимнее время сутки длятся 25 часов, и дата «перепрыгивает». Код зависел от часового пояса сервера.</w:t>
+        <w:t xml:space="preserve">-0.15000000000000002</w:t>
+      </w:r>
+      <w:r>
+        <w:t xml:space="preserve"> вместо </w:t>
+      </w:r>
+      <w:r>
+        <w:rPr>
+          <w:rFonts w:ascii="Consolas" w:cs="Consolas" w:eastAsia="Consolas" w:hAnsi="Consolas"/>
+          <w:sz w:val="23"/>
+          <w:szCs w:val="23"/>
+        </w:rPr>
+        <w:t xml:space="preserve">-0.15</w:t>
+      </w:r>
+      <w:r>
+        <w:t xml:space="preserve">; после всех переводов остаётся «пылинка» </w:t>
+      </w:r>
+      <w:r>
+        <w:rPr>
+          <w:rFonts w:ascii="Consolas" w:cs="Consolas" w:eastAsia="Consolas" w:hAnsi="Consolas"/>
+          <w:sz w:val="23"/>
+          <w:szCs w:val="23"/>
+        </w:rPr>
+        <w:t xml:space="preserve">-5.68e-14</w:t>
+      </w:r>
+      <w:r>
+        <w:t xml:space="preserve">. Причина — деньги во float: числа с плавающей точкой не хранят десятичные дроби точно (</w:t>
+      </w:r>
+      <w:r>
+        <w:rPr>
+          <w:rFonts w:ascii="Consolas" w:cs="Consolas" w:eastAsia="Consolas" w:hAnsi="Consolas"/>
+          <w:sz w:val="23"/>
+          <w:szCs w:val="23"/>
+        </w:rPr>
+        <w:t xml:space="preserve">0.1 + 0.2 !== 0.3</w:t>
+      </w:r>
+      <w:r>
+        <w:t xml:space="preserve">), а 100 ₽ не делятся на троих без остатка. Для приложения про деньги это критично: пользователь увидит долг «0,00 ₽», который никогда не закроется.</w:t>
       </w:r>
     </w:p>
     <w:p>
@@ -5188,9 +5229,9 @@
       <w:r>
         <w:drawing>
           <wp:inline distT="0" distB="0" distL="0" distR="0">
-            <wp:extent cx="5943600" cy="3209925"/>
+            <wp:extent cx="5943600" cy="3667125"/>
             <wp:effectExtent t="0" r="0" b="0" l="0"/>
-            <wp:docPr id="1" name="Итерация 2: тест на переход времени падает (ожидалось 3, получено 2)" descr="Итерация 2: тест на переход времени падает (ожидалось 3, получено 2)" title="Итерация 2: тест на переход времени падает (ожидалось 3, получено 2)"/>
+            <wp:docPr id="1" name="Итерация 2: расчёт во float — 3 теста из 6 падают" descr="Итерация 2: расчёт во float — 3 теста из 6 падают" title="Итерация 2: расчёт во float — 3 теста из 6 падают"/>
             <wp:cNvGraphicFramePr>
               <a:graphicFrameLocks xmlns:a="http://schemas.openxmlformats.org/drawingml/2006/main" noChangeAspect="1"/>
             </wp:cNvGraphicFramePr>
@@ -5213,7 +5254,7 @@
                   <pic:spPr bwMode="auto">
                     <a:xfrm>
                       <a:off x="0" y="0"/>
-                      <a:ext cx="5943600" cy="3209925"/>
+                      <a:ext cx="5943600" cy="3667125"/>
                     </a:xfrm>
                     <a:prstGeom prst="rect">
                       <a:avLst/>
@@ -5238,7 +5279,7 @@
           <w:sz w:val="24"/>
           <w:szCs w:val="24"/>
         </w:rPr>
-        <w:t xml:space="preserve">Рисунок 2 — Итерация 2: тест на переход времени падает (ожидалось 3, получено 2)</w:t>
+        <w:t xml:space="preserve">Рисунок 2 — Итерация 2: расчёт во float — 3 теста из 6 падают</w:t>
       </w:r>
     </w:p>
     <w:p>
@@ -5301,7 +5342,7 @@
                 <w:sz w:val="19"/>
                 <w:szCs w:val="19"/>
               </w:rPr>
-              <w:t xml:space="preserve">Исправь баг: вся арифметика дат должна быть в UTC, без зависимости от часового пояса.</w:t>
+              <w:t xml:space="preserve">Исправь: все суммы — целые числа в копейках, никаких float-рублей в расчётах.</w:t>
             </w:r>
           </w:p>
           <w:p>
@@ -5314,7 +5355,7 @@
                 <w:sz w:val="19"/>
                 <w:szCs w:val="19"/>
               </w:rPr>
-              <w:t xml:space="preserve">Также:</w:t>
+              <w:t xml:space="preserve">- Остаток от деления (100 ₽ на троих) раздавай по копейке первым участникам по порядку,</w:t>
             </w:r>
           </w:p>
           <w:p>
@@ -5327,7 +5368,7 @@
                 <w:sz w:val="19"/>
                 <w:szCs w:val="19"/>
               </w:rPr>
-              <w:t xml:space="preserve">- если сегодня ещё не отмечено, но вчера отмечено — серия не прерывается;</w:t>
+              <w:t xml:space="preserve">  чтобы сумма балансов всегда была ровно 0.</w:t>
             </w:r>
           </w:p>
           <w:p>
@@ -5340,7 +5381,7 @@
                 <w:sz w:val="19"/>
                 <w:szCs w:val="19"/>
               </w:rPr>
-              <w:t xml:space="preserve">- дубликаты и неотсортированный ввод не должны ломать расчёт;</w:t>
+              <w:t xml:space="preserve">- settleDebts: жадный алгоритм — самый крупный должник платит самому крупному кредитору;</w:t>
             </w:r>
           </w:p>
           <w:p>
@@ -5353,7 +5394,7 @@
                 <w:sz w:val="19"/>
                 <w:szCs w:val="19"/>
               </w:rPr>
-              <w:t xml:space="preserve">- добавь longestStreak(dates) — самая длинная серия за всю историю;</w:t>
+              <w:t xml:space="preserve">  результат детерминирован; не больше N−1 переводов; если сумма балансов не 0 — RangeError.</w:t>
             </w:r>
           </w:p>
           <w:p>
@@ -5366,7 +5407,7 @@
                 <w:sz w:val="19"/>
                 <w:szCs w:val="19"/>
               </w:rPr>
-              <w:t xml:space="preserve">- некорректный формат даты → TypeError, несуществующая дата (2026-02-30) → RangeError.</w:t>
+              <w:t xml:space="preserve">- Валидация: сумма не целое число копеек → TypeError; сумма ≤ 0, пустой или</w:t>
             </w:r>
           </w:p>
           <w:p>
@@ -5379,7 +5420,33 @@
                 <w:sz w:val="19"/>
                 <w:szCs w:val="19"/>
               </w:rPr>
-              <w:t xml:space="preserve">Покрой всё тестами: позитивные сценарии и ошибки. Прогони в 5 часовых поясах.</w:t>
+              <w:t xml:space="preserve">  повторяющийся список участников → RangeError.</w:t>
+            </w:r>
+          </w:p>
+          <w:p>
+            <w:pPr>
+              <w:spacing w:after="0" w:line="252"/>
+            </w:pPr>
+            <w:r>
+              <w:rPr>
+                <w:rFonts w:ascii="Consolas" w:cs="Consolas" w:eastAsia="Consolas" w:hAnsi="Consolas"/>
+                <w:sz w:val="19"/>
+                <w:szCs w:val="19"/>
+              </w:rPr>
+              <w:t xml:space="preserve">- Добавь formatRub(kop): 150000 → «1 500,00 ₽».</w:t>
+            </w:r>
+          </w:p>
+          <w:p>
+            <w:pPr>
+              <w:spacing w:after="0" w:line="252"/>
+            </w:pPr>
+            <w:r>
+              <w:rPr>
+                <w:rFonts w:ascii="Consolas" w:cs="Consolas" w:eastAsia="Consolas" w:hAnsi="Consolas"/>
+                <w:sz w:val="19"/>
+                <w:szCs w:val="19"/>
+              </w:rPr>
+              <w:t xml:space="preserve">Покрой всё тестами, включая поездку на 5 человек с несколькими расходами. Запусти тесты.</w:t>
             </w:r>
           </w:p>
         </w:tc>
@@ -5398,7 +5465,7 @@
         <w:jc w:val="both"/>
       </w:pPr>
       <w:r>
-        <w:t xml:space="preserve">Агент переписал модуль: даты переводятся в номер дня через </w:t>
+        <w:t xml:space="preserve">Агент переписал модуль на целые копейки: доля — </w:t>
       </w:r>
       <w:r>
         <w:rPr>
@@ -5406,10 +5473,10 @@
           <w:sz w:val="23"/>
           <w:szCs w:val="23"/>
         </w:rPr>
-        <w:t xml:space="preserve">Date.UTC</w:t>
-      </w:r>
-      <w:r>
-        <w:t xml:space="preserve">, арифметика стала целочисленной. Добавлены </w:t>
+        <w:t xml:space="preserve">Math.floor(amount / n)</w:t>
+      </w:r>
+      <w:r>
+        <w:t xml:space="preserve">, остаток раздаётся по копейке (100 ₽ на троих → 33,34 + 33,33 + 33,33). Добавлены валидация, детерминированный жадный алгоритм, </w:t>
       </w:r>
       <w:r>
         <w:rPr>
@@ -5417,10 +5484,10 @@
           <w:sz w:val="23"/>
           <w:szCs w:val="23"/>
         </w:rPr>
-        <w:t xml:space="preserve">longestStreak</w:t>
-      </w:r>
-      <w:r>
-        <w:t xml:space="preserve">, валидация входных данных и JSDoc-комментарии. Ключевой фрагмент:</w:t>
+        <w:t xml:space="preserve">formatRub</w:t>
+      </w:r>
+      <w:r>
+        <w:t xml:space="preserve"> и JSDoc. Ключевой фрагмент:</w:t>
       </w:r>
     </w:p>
     <w:tbl>
@@ -5469,7 +5536,7 @@
                 <w:sz w:val="19"/>
                 <w:szCs w:val="19"/>
               </w:rPr>
-              <w:t xml:space="preserve">function toDayNumber(date) {</w:t>
+              <w:t xml:space="preserve">expenses.forEach((e, idx) =&gt; {</w:t>
             </w:r>
           </w:p>
           <w:p>
@@ -5482,7 +5549,7 @@
                 <w:sz w:val="19"/>
                 <w:szCs w:val="19"/>
               </w:rPr>
-              <w:t xml:space="preserve">  if (typeof date !== 'string' || !DATE_RE.test(date)) {</w:t>
+              <w:t xml:space="preserve">  validateExpense(e, idx);</w:t>
             </w:r>
           </w:p>
           <w:p>
@@ -5495,7 +5562,7 @@
                 <w:sz w:val="19"/>
                 <w:szCs w:val="19"/>
               </w:rPr>
-              <w:t xml:space="preserve">    throw new TypeError(`Некорректная дата: ${date}. Ожидается формат YYYY-MM-DD`);</w:t>
+              <w:t xml:space="preserve">  const n = e.participants.length;</w:t>
             </w:r>
           </w:p>
           <w:p>
@@ -5508,7 +5575,7 @@
                 <w:sz w:val="19"/>
                 <w:szCs w:val="19"/>
               </w:rPr>
-              <w:t xml:space="preserve">  }</w:t>
+              <w:t xml:space="preserve">  const base = Math.floor(e.amount / n);</w:t>
             </w:r>
           </w:p>
           <w:p>
@@ -5521,7 +5588,7 @@
                 <w:sz w:val="19"/>
                 <w:szCs w:val="19"/>
               </w:rPr>
-              <w:t xml:space="preserve">  const [y, m, d] = date.split('-').map(Number);</w:t>
+              <w:t xml:space="preserve">  const remainder = e.amount % n;</w:t>
             </w:r>
           </w:p>
           <w:p>
@@ -5534,7 +5601,7 @@
                 <w:sz w:val="19"/>
                 <w:szCs w:val="19"/>
               </w:rPr>
-              <w:t xml:space="preserve">  const ms = Date.UTC(y, m - 1, d);</w:t>
+              <w:t xml:space="preserve"> </w:t>
             </w:r>
           </w:p>
           <w:p>
@@ -5547,7 +5614,7 @@
                 <w:sz w:val="19"/>
                 <w:szCs w:val="19"/>
               </w:rPr>
-              <w:t xml:space="preserve">  if (new Date(ms).getUTCDate() !== d) {</w:t>
+              <w:t xml:space="preserve">  add(e.payer, e.amount);</w:t>
             </w:r>
           </w:p>
           <w:p>
@@ -5560,7 +5627,7 @@
                 <w:sz w:val="19"/>
                 <w:szCs w:val="19"/>
               </w:rPr>
-              <w:t xml:space="preserve">    throw new RangeError(`Несуществующая дата: ${date}`);</w:t>
+              <w:t xml:space="preserve">  // лишние копейки — первым участникам, сумма балансов всегда 0</w:t>
             </w:r>
           </w:p>
           <w:p>
@@ -5573,7 +5640,7 @@
                 <w:sz w:val="19"/>
                 <w:szCs w:val="19"/>
               </w:rPr>
-              <w:t xml:space="preserve">  }</w:t>
+              <w:t xml:space="preserve">  e.participants.forEach((p, k) =&gt; add(p, -(base + (k &lt; remainder ? 1 : 0))));</w:t>
             </w:r>
           </w:p>
           <w:p>
@@ -5586,20 +5653,7 @@
                 <w:sz w:val="19"/>
                 <w:szCs w:val="19"/>
               </w:rPr>
-              <w:t xml:space="preserve">  return Math.round(ms / DAY_MS);</w:t>
-            </w:r>
-          </w:p>
-          <w:p>
-            <w:pPr>
-              <w:spacing w:after="0" w:line="252"/>
-            </w:pPr>
-            <w:r>
-              <w:rPr>
-                <w:rFonts w:ascii="Consolas" w:cs="Consolas" w:eastAsia="Consolas" w:hAnsi="Consolas"/>
-                <w:sz w:val="19"/>
-                <w:szCs w:val="19"/>
-              </w:rPr>
-              <w:t xml:space="preserve">}</w:t>
+              <w:t xml:space="preserve">});</w:t>
             </w:r>
           </w:p>
         </w:tc>
@@ -5617,7 +5671,7 @@
         <w:jc w:val="both"/>
       </w:pPr>
       <w:r>
-        <w:t xml:space="preserve">Результат — 12 из 12 тестов проходят во всех пяти часовых поясах.</w:t>
+        <w:t xml:space="preserve">Результат — 14 из 14 тестов проходят. Пример на данных теста «поездка на 5 человек» (жильё, продукты, такси, кофе): Дима → Аня 3 493,68 ₽; Гоша → Аня 3 433,67 ₽; Вика → Аня 2 197,94 ₽; Вика → Боря 295,75 ₽ — 4 перевода на 5 человек. Агент отдельно отметил, что жадный алгоритм гарантирует не больше N−1 переводов, но не всегда абсолютный минимум (точная минимизация — NP-трудная задача); для компаний в 3–15 человек это приемлемо.</w:t>
       </w:r>
     </w:p>
     <w:p>
@@ -5629,9 +5683,9 @@
       <w:r>
         <w:drawing>
           <wp:inline distT="0" distB="0" distL="0" distR="0">
-            <wp:extent cx="5943600" cy="3209925"/>
+            <wp:extent cx="5943600" cy="3476625"/>
             <wp:effectExtent t="0" r="0" b="0" l="0"/>
-            <wp:docPr id="1" name="Итерация 3: после исправления все 12 тестов проходят" descr="Итерация 3: после исправления все 12 тестов проходят" title="Итерация 3: после исправления все 12 тестов проходят"/>
+            <wp:docPr id="1" name="Итерация 3: расчёт в копейках — все 14 тестов проходят" descr="Итерация 3: расчёт в копейках — все 14 тестов проходят" title="Итерация 3: расчёт в копейках — все 14 тестов проходят"/>
             <wp:cNvGraphicFramePr>
               <a:graphicFrameLocks xmlns:a="http://schemas.openxmlformats.org/drawingml/2006/main" noChangeAspect="1"/>
             </wp:cNvGraphicFramePr>
@@ -5654,7 +5708,7 @@
                   <pic:spPr bwMode="auto">
                     <a:xfrm>
                       <a:off x="0" y="0"/>
-                      <a:ext cx="5943600" cy="3209925"/>
+                      <a:ext cx="5943600" cy="3476625"/>
                     </a:xfrm>
                     <a:prstGeom prst="rect">
                       <a:avLst/>
@@ -5679,7 +5733,7 @@
           <w:sz w:val="24"/>
           <w:szCs w:val="24"/>
         </w:rPr>
-        <w:t xml:space="preserve">Рисунок 3 — Итерация 3: после исправления все 12 тестов проходят</w:t>
+        <w:t xml:space="preserve">Рисунок 3 — Итерация 3: расчёт в копейках — все 14 тестов проходят</w:t>
       </w:r>
     </w:p>
     <w:p>
@@ -5742,7 +5796,7 @@
                 <w:sz w:val="19"/>
                 <w:szCs w:val="19"/>
               </w:rPr>
-              <w:t xml:space="preserve">Создай CLAUDE.md для test-project: стек, команда запуска тестов и правила,</w:t>
+              <w:t xml:space="preserve">Обнови CLAUDE.md для test-project: стек, команда запуска тестов и правила, которые мы</w:t>
             </w:r>
           </w:p>
           <w:p>
@@ -5755,7 +5809,20 @@
                 <w:sz w:val="19"/>
                 <w:szCs w:val="19"/>
               </w:rPr>
-              <w:t xml:space="preserve">которые мы выработали (даты YYYY-MM-DD, арифметика только в UTC, тесты на каждую функцию).</w:t>
+              <w:t xml:space="preserve">выработали (суммы только в копейках, детерминированное распределение остатка, тесты</w:t>
+            </w:r>
+          </w:p>
+          <w:p>
+            <w:pPr>
+              <w:spacing w:after="0" w:line="252"/>
+            </w:pPr>
+            <w:r>
+              <w:rPr>
+                <w:rFonts w:ascii="Consolas" w:cs="Consolas" w:eastAsia="Consolas" w:hAnsi="Consolas"/>
+                <w:sz w:val="19"/>
+                <w:szCs w:val="19"/>
+              </w:rPr>
+              <w:t xml:space="preserve">на каждую функцию).</w:t>
             </w:r>
           </w:p>
         </w:tc>
@@ -6047,7 +6114,7 @@
                 <w:sz w:val="22"/>
                 <w:szCs w:val="22"/>
               </w:rPr>
-              <w:t xml:space="preserve">Найдено и исправлено проблем</w:t>
+              <w:t xml:space="preserve">Найдено и исправлено ошибок</w:t>
             </w:r>
           </w:p>
         </w:tc>
@@ -6077,7 +6144,7 @@
                 <w:sz w:val="22"/>
                 <w:szCs w:val="22"/>
               </w:rPr>
-              <w:t xml:space="preserve">2 (путь в скрипте тестов; баг с часовыми поясами)</w:t>
+              <w:t xml:space="preserve">1 (float-арифметика денег: 3 теста из 6 падали)</w:t>
             </w:r>
           </w:p>
         </w:tc>
@@ -6142,7 +6209,7 @@
                 <w:sz w:val="22"/>
                 <w:szCs w:val="22"/>
               </w:rPr>
-              <w:t xml:space="preserve">12, все проходят</w:t>
+              <w:t xml:space="preserve">14, все проходят</w:t>
             </w:r>
           </w:p>
         </w:tc>
@@ -6615,7 +6682,7 @@
                 <w:sz w:val="22"/>
                 <w:szCs w:val="22"/>
               </w:rPr>
-              <w:t xml:space="preserve">тестовый проект: src/streak.js, 12 тестов, CLAUDE.md</w:t>
+              <w:t xml:space="preserve">тестовый проект: src/settle.js, 14 тестов, CLAUDE.md</w:t>
             </w:r>
           </w:p>
         </w:tc>
@@ -6779,21 +6846,10 @@
           <w:b/>
           <w:bCs/>
         </w:rPr>
-        <w:t xml:space="preserve">Ошибка запуска тестов в Node.js 22</w:t>
-      </w:r>
-      <w:r>
-        <w:t xml:space="preserve"> — решена агентом самостоятельно по тексту ошибки (замена пути на шаблон </w:t>
-      </w:r>
-      <w:r>
-        <w:rPr>
-          <w:rFonts w:ascii="Consolas" w:cs="Consolas" w:eastAsia="Consolas" w:hAnsi="Consolas"/>
-          <w:sz w:val="23"/>
-          <w:szCs w:val="23"/>
-        </w:rPr>
-        <w:t xml:space="preserve">tests/*.test.js</w:t>
-      </w:r>
-      <w:r>
-        <w:t xml:space="preserve">).</w:t>
+        <w:t xml:space="preserve">Скрытая ошибка округления денег</w:t>
+      </w:r>
+      <w:r>
+        <w:t xml:space="preserve"> — первая версия кода проходила тесты на «круглых» суммах; ошибка нашлась только после явной просьбы проверить копейки и деление на троих. Вывод: граничные случаи предметной области нужно прямо указывать в промпте.</w:t>
       </w:r>
     </w:p>
     <w:p>
@@ -6811,27 +6867,6 @@
           <w:b/>
           <w:bCs/>
         </w:rPr>
-        <w:t xml:space="preserve">Скрытый баг с часовыми поясами</w:t>
-      </w:r>
-      <w:r>
-        <w:t xml:space="preserve"> — первая версия кода проходила простые тесты; баг нашёлся только после явной просьбы проверить граничные случаи. Вывод: граничные случаи нужно прямо указывать в промпте.</w:t>
-      </w:r>
-    </w:p>
-    <w:p>
-      <w:pPr>
-        <w:pStyle w:val="ListParagraph"/>
-        <w:numPr>
-          <w:ilvl w:val="0"/>
-          <w:numId w:val="2"/>
-        </w:numPr>
-        <w:spacing w:after="60" w:line="288"/>
-        <w:jc w:val="left"/>
-      </w:pPr>
-      <w:r>
-        <w:rPr>
-          <w:b/>
-          <w:bCs/>
-        </w:rPr>
         <w:t xml:space="preserve">Скриншоты окна терминала</w:t>
       </w:r>
       <w:r>
@@ -6863,7 +6898,7 @@
         <w:jc w:val="both"/>
       </w:pPr>
       <w:r>
-        <w:t xml:space="preserve">2. Для проекта «Трекер привычек» оптимален Claude Code (54/60): полный доступ к проекту и терминалу, высокое качество на многошаговых задачах, отсутствие дополнительных затрат.</w:t>
+        <w:t xml:space="preserve">2. Для проекта «ПоРовну» оптимален Claude Code (54/60): полный доступ к проекту и терминалу, высокое качество на многошаговых задачах, отсутствие дополнительных затрат.</w:t>
       </w:r>
     </w:p>
     <w:p>

--- a/ДЗ1/ДЗ1_отчёт.docx
+++ b/ДЗ1/ДЗ1_отчёт.docx
@@ -5863,7 +5863,7 @@
       <w:r>
         <w:drawing>
           <wp:inline distT="0" distB="0" distL="0" distR="0">
-            <wp:extent cx="5943600" cy="3448050"/>
+            <wp:extent cx="5943600" cy="3438525"/>
             <wp:effectExtent t="0" r="0" b="0" l="0"/>
             <wp:docPr id="1" name="Claude Code на моём компьютере: запуск тестов по запросу" descr="Claude Code на моём компьютере: запуск тестов по запросу" title="Claude Code на моём компьютере: запуск тестов по запросу"/>
             <wp:cNvGraphicFramePr>
@@ -5888,7 +5888,7 @@
                   <pic:spPr bwMode="auto">
                     <a:xfrm>
                       <a:off x="0" y="0"/>
-                      <a:ext cx="5943600" cy="3448050"/>
+                      <a:ext cx="5943600" cy="3438525"/>
                     </a:xfrm>
                     <a:prstGeom prst="rect">
                       <a:avLst/>

--- a/ДЗ1/ДЗ1_отчёт.docx
+++ b/ДЗ1/ДЗ1_отчёт.docx
@@ -163,7 +163,7 @@
           <w:sz w:val="28"/>
           <w:szCs w:val="28"/>
         </w:rPr>
-        <w:t xml:space="preserve"> Тутубалин</w:t>
+        <w:t xml:space="preserve"> Мокшин В. В.</w:t>
       </w:r>
     </w:p>
     <w:p>
